--- a/Jarno/Studentnummer_NaamStudent_Logboek kandidaat_Pog1.docx
+++ b/Jarno/Studentnummer_NaamStudent_Logboek kandidaat_Pog1.docx
@@ -1,6 +1,6 @@
 
 <file path=word/document.xml><?xml version="1.0" encoding="utf-8"?>
-<w:document xmlns:wpc="http://schemas.microsoft.com/office/word/2010/wordprocessingCanvas" xmlns:cx="http://schemas.microsoft.com/office/drawing/2014/chartex" xmlns:cx1="http://schemas.microsoft.com/office/drawing/2015/9/8/chartex" xmlns:cx2="http://schemas.microsoft.com/office/drawing/2015/10/21/chartex" xmlns:cx3="http://schemas.microsoft.com/office/drawing/2016/5/9/chartex" xmlns:cx4="http://schemas.microsoft.com/office/drawing/2016/5/10/chartex" xmlns:cx5="http://schemas.microsoft.com/office/drawing/2016/5/11/chartex" xmlns:cx6="http://schemas.microsoft.com/office/drawing/2016/5/12/chartex" xmlns:cx7="http://schemas.microsoft.com/office/drawing/2016/5/13/chartex" xmlns:cx8="http://schemas.microsoft.com/office/drawing/2016/5/14/chartex" xmlns:mc="http://schemas.openxmlformats.org/markup-compatibility/2006" xmlns:aink="http://schemas.microsoft.com/office/drawing/2016/ink" xmlns:am3d="http://schemas.microsoft.com/office/drawing/2017/model3d" xmlns:o="urn:schemas-microsoft-com:office:office" xmlns:oel="http://schemas.microsoft.com/office/2019/extlst" xmlns:r="http://schemas.openxmlformats.org/officeDocument/2006/relationships" xmlns:m="http://schemas.openxmlformats.org/officeDocument/2006/math" xmlns:v="urn:schemas-microsoft-com:vml" xmlns:wp14="http://schemas.microsoft.com/office/word/2010/wordprocessingDrawing" xmlns:wp="http://schemas.openxmlformats.org/drawingml/2006/wordprocessingDrawing" xmlns:w10="urn:schemas-microsoft-com:office:word" xmlns:w="http://schemas.openxmlformats.org/wordprocessingml/2006/main" xmlns:w14="http://schemas.microsoft.com/office/word/2010/wordml" xmlns:w15="http://schemas.microsoft.com/office/word/2012/wordml" xmlns:w16cex="http://schemas.microsoft.com/office/word/2018/wordml/cex" xmlns:w16cid="http://schemas.microsoft.com/office/word/2016/wordml/cid" xmlns:w16="http://schemas.microsoft.com/office/word/2018/wordml" xmlns:w16du="http://schemas.microsoft.com/office/word/2023/wordml/word16du" xmlns:w16sdtdh="http://schemas.microsoft.com/office/word/2020/wordml/sdtdatahash" xmlns:w16sdtfl="http://schemas.microsoft.com/office/word/2024/wordml/sdtformatlock" xmlns:w16se="http://schemas.microsoft.com/office/word/2015/wordml/symex" xmlns:wpg="http://schemas.microsoft.com/office/word/2010/wordprocessingGroup" xmlns:wpi="http://schemas.microsoft.com/office/word/2010/wordprocessingInk" xmlns:wne="http://schemas.microsoft.com/office/word/2006/wordml" xmlns:wps="http://schemas.microsoft.com/office/word/2010/wordprocessingShape" xmlns:a="http://schemas.openxmlformats.org/drawingml/2006/main" xmlns:pic="http://schemas.openxmlformats.org/drawingml/2006/picture" xmlns:a14="http://schemas.microsoft.com/office/drawing/2010/main" mc:Ignorable="w14 w15 w16se w16cid w16 w16cex w16sdtdh w16sdtfl w16du wp14">
+<w:document xmlns:wpc="http://schemas.microsoft.com/office/word/2010/wordprocessingCanvas" xmlns:cx="http://schemas.microsoft.com/office/drawing/2014/chartex" xmlns:cx1="http://schemas.microsoft.com/office/drawing/2015/9/8/chartex" xmlns:cx2="http://schemas.microsoft.com/office/drawing/2015/10/21/chartex" xmlns:cx3="http://schemas.microsoft.com/office/drawing/2016/5/9/chartex" xmlns:cx4="http://schemas.microsoft.com/office/drawing/2016/5/10/chartex" xmlns:cx5="http://schemas.microsoft.com/office/drawing/2016/5/11/chartex" xmlns:cx6="http://schemas.microsoft.com/office/drawing/2016/5/12/chartex" xmlns:cx7="http://schemas.microsoft.com/office/drawing/2016/5/13/chartex" xmlns:cx8="http://schemas.microsoft.com/office/drawing/2016/5/14/chartex" xmlns:mc="http://schemas.openxmlformats.org/markup-compatibility/2006" xmlns:aink="http://schemas.microsoft.com/office/drawing/2016/ink" xmlns:am3d="http://schemas.microsoft.com/office/drawing/2017/model3d" xmlns:o="urn:schemas-microsoft-com:office:office" xmlns:oel="http://schemas.microsoft.com/office/2019/extlst" xmlns:r="http://schemas.openxmlformats.org/officeDocument/2006/relationships" xmlns:m="http://schemas.openxmlformats.org/officeDocument/2006/math" xmlns:v="urn:schemas-microsoft-com:vml" xmlns:wp14="http://schemas.microsoft.com/office/word/2010/wordprocessingDrawing" xmlns:wp="http://schemas.openxmlformats.org/drawingml/2006/wordprocessingDrawing" xmlns:w10="urn:schemas-microsoft-com:office:word" xmlns:w="http://schemas.openxmlformats.org/wordprocessingml/2006/main" xmlns:w14="http://schemas.microsoft.com/office/word/2010/wordml" xmlns:w15="http://schemas.microsoft.com/office/word/2012/wordml" xmlns:w16cex="http://schemas.microsoft.com/office/word/2018/wordml/cex" xmlns:w16cid="http://schemas.microsoft.com/office/word/2016/wordml/cid" xmlns:w16="http://schemas.microsoft.com/office/word/2018/wordml" xmlns:w16du="http://schemas.microsoft.com/office/word/2023/wordml/word16du" xmlns:w16sdtdh="http://schemas.microsoft.com/office/word/2020/wordml/sdtdatahash" xmlns:w16sdtfl="http://schemas.microsoft.com/office/word/2024/wordml/sdtformatlock" xmlns:w16se="http://schemas.microsoft.com/office/word/2015/wordml/symex" xmlns:wpg="http://schemas.microsoft.com/office/word/2010/wordprocessingGroup" xmlns:wpi="http://schemas.microsoft.com/office/word/2010/wordprocessingInk" xmlns:wne="http://schemas.microsoft.com/office/word/2006/wordml" xmlns:wps="http://schemas.microsoft.com/office/word/2010/wordprocessingShape" mc:Ignorable="w14 w15 w16se w16cid w16 w16cex w16sdtdh w16sdtfl w16du wp14">
   <w:body>
     <w:p>
       <w:pPr>
@@ -249,7 +249,11 @@
           <w:tcPr>
             <w:tcW w:w="7087" w:type="dxa"/>
           </w:tcPr>
-          <w:p/>
+          <w:p>
+            <w:r>
+              <w:t>Jarno Huizenga</w:t>
+            </w:r>
+          </w:p>
         </w:tc>
       </w:tr>
       <w:tr>
@@ -268,7 +272,11 @@
           <w:tcPr>
             <w:tcW w:w="7087" w:type="dxa"/>
           </w:tcPr>
-          <w:p/>
+          <w:p>
+            <w:r>
+              <w:t>90449</w:t>
+            </w:r>
+          </w:p>
         </w:tc>
       </w:tr>
       <w:tr>
@@ -287,7 +295,11 @@
           <w:tcPr>
             <w:tcW w:w="7087" w:type="dxa"/>
           </w:tcPr>
-          <w:p/>
+          <w:p>
+            <w:r>
+              <w:t>IC.24SD.A</w:t>
+            </w:r>
+          </w:p>
         </w:tc>
       </w:tr>
       <w:tr>
@@ -306,7 +318,13 @@
           <w:tcPr>
             <w:tcW w:w="7087" w:type="dxa"/>
           </w:tcPr>
-          <w:p/>
+          <w:p>
+            <w:proofErr w:type="spellStart"/>
+            <w:r>
+              <w:t>Ter-AA</w:t>
+            </w:r>
+            <w:proofErr w:type="spellEnd"/>
+          </w:p>
         </w:tc>
       </w:tr>
       <w:tr>
@@ -355,7 +373,7 @@
           <w:headerReference w:type="default" r:id="rId12"/>
           <w:footerReference w:type="default" r:id="rId13"/>
           <w:footerReference w:type="first" r:id="rId14"/>
-          <w:pgSz w:w="11906" w:h="16838" w:orient="portrait"/>
+          <w:pgSz w:w="11906" w:h="16838"/>
           <w:pgMar w:top="1417" w:right="1417" w:bottom="1417" w:left="1417" w:header="708" w:footer="708" w:gutter="0"/>
           <w:cols w:space="708"/>
           <w:titlePg/>
@@ -381,7 +399,6 @@
           <w:tcPr>
             <w:tcW w:w="809" w:type="pct"/>
             <w:shd w:val="clear" w:color="auto" w:fill="8EAADB" w:themeFill="accent5" w:themeFillTint="99"/>
-            <w:tcMar/>
           </w:tcPr>
           <w:p>
             <w:pPr>
@@ -401,7 +418,6 @@
           <w:tcPr>
             <w:tcW w:w="2482" w:type="pct"/>
             <w:shd w:val="clear" w:color="auto" w:fill="8EAADB" w:themeFill="accent5" w:themeFillTint="99"/>
-            <w:tcMar/>
           </w:tcPr>
           <w:p>
             <w:pPr>
@@ -421,7 +437,6 @@
           <w:tcPr>
             <w:tcW w:w="1165" w:type="pct"/>
             <w:shd w:val="clear" w:color="auto" w:fill="8EAADB" w:themeFill="accent5" w:themeFillTint="99"/>
-            <w:tcMar/>
           </w:tcPr>
           <w:p>
             <w:pPr>
@@ -441,7 +456,6 @@
           <w:tcPr>
             <w:tcW w:w="544" w:type="pct"/>
             <w:shd w:val="clear" w:color="auto" w:fill="8EAADB" w:themeFill="accent5" w:themeFillTint="99"/>
-            <w:tcMar/>
           </w:tcPr>
           <w:p>
             <w:pPr>
@@ -462,28 +476,24 @@
         <w:tc>
           <w:tcPr>
             <w:tcW w:w="809" w:type="pct"/>
-            <w:tcMar/>
           </w:tcPr>
           <w:p/>
         </w:tc>
         <w:tc>
           <w:tcPr>
             <w:tcW w:w="2482" w:type="pct"/>
-            <w:tcMar/>
           </w:tcPr>
           <w:p/>
         </w:tc>
         <w:tc>
           <w:tcPr>
             <w:tcW w:w="1165" w:type="pct"/>
-            <w:tcMar/>
           </w:tcPr>
           <w:p/>
         </w:tc>
         <w:tc>
           <w:tcPr>
             <w:tcW w:w="544" w:type="pct"/>
-            <w:tcMar/>
           </w:tcPr>
           <w:p/>
         </w:tc>
@@ -492,28 +502,24 @@
         <w:tc>
           <w:tcPr>
             <w:tcW w:w="809" w:type="pct"/>
-            <w:tcMar/>
           </w:tcPr>
           <w:p/>
         </w:tc>
         <w:tc>
           <w:tcPr>
             <w:tcW w:w="2482" w:type="pct"/>
-            <w:tcMar/>
           </w:tcPr>
           <w:p/>
         </w:tc>
         <w:tc>
           <w:tcPr>
             <w:tcW w:w="1165" w:type="pct"/>
-            <w:tcMar/>
           </w:tcPr>
           <w:p/>
         </w:tc>
         <w:tc>
           <w:tcPr>
             <w:tcW w:w="544" w:type="pct"/>
-            <w:tcMar/>
           </w:tcPr>
           <w:p/>
         </w:tc>
@@ -522,28 +528,24 @@
         <w:tc>
           <w:tcPr>
             <w:tcW w:w="809" w:type="pct"/>
-            <w:tcMar/>
           </w:tcPr>
           <w:p/>
         </w:tc>
         <w:tc>
           <w:tcPr>
             <w:tcW w:w="2482" w:type="pct"/>
-            <w:tcMar/>
           </w:tcPr>
           <w:p/>
         </w:tc>
         <w:tc>
           <w:tcPr>
             <w:tcW w:w="1165" w:type="pct"/>
-            <w:tcMar/>
           </w:tcPr>
           <w:p/>
         </w:tc>
         <w:tc>
           <w:tcPr>
             <w:tcW w:w="544" w:type="pct"/>
-            <w:tcMar/>
           </w:tcPr>
           <w:p/>
         </w:tc>
@@ -552,28 +554,24 @@
         <w:tc>
           <w:tcPr>
             <w:tcW w:w="809" w:type="pct"/>
-            <w:tcMar/>
           </w:tcPr>
           <w:p/>
         </w:tc>
         <w:tc>
           <w:tcPr>
             <w:tcW w:w="2482" w:type="pct"/>
-            <w:tcMar/>
           </w:tcPr>
           <w:p/>
         </w:tc>
         <w:tc>
           <w:tcPr>
             <w:tcW w:w="1165" w:type="pct"/>
-            <w:tcMar/>
           </w:tcPr>
           <w:p/>
         </w:tc>
         <w:tc>
           <w:tcPr>
             <w:tcW w:w="544" w:type="pct"/>
-            <w:tcMar/>
           </w:tcPr>
           <w:p/>
         </w:tc>
@@ -582,28 +580,24 @@
         <w:tc>
           <w:tcPr>
             <w:tcW w:w="809" w:type="pct"/>
-            <w:tcMar/>
           </w:tcPr>
           <w:p/>
         </w:tc>
         <w:tc>
           <w:tcPr>
             <w:tcW w:w="2482" w:type="pct"/>
-            <w:tcMar/>
           </w:tcPr>
           <w:p/>
         </w:tc>
         <w:tc>
           <w:tcPr>
             <w:tcW w:w="1165" w:type="pct"/>
-            <w:tcMar/>
           </w:tcPr>
           <w:p/>
         </w:tc>
         <w:tc>
           <w:tcPr>
             <w:tcW w:w="544" w:type="pct"/>
-            <w:tcMar/>
           </w:tcPr>
           <w:p/>
         </w:tc>
@@ -612,28 +606,24 @@
         <w:tc>
           <w:tcPr>
             <w:tcW w:w="809" w:type="pct"/>
-            <w:tcMar/>
           </w:tcPr>
           <w:p/>
         </w:tc>
         <w:tc>
           <w:tcPr>
             <w:tcW w:w="2482" w:type="pct"/>
-            <w:tcMar/>
           </w:tcPr>
           <w:p/>
         </w:tc>
         <w:tc>
           <w:tcPr>
             <w:tcW w:w="1165" w:type="pct"/>
-            <w:tcMar/>
           </w:tcPr>
           <w:p/>
         </w:tc>
         <w:tc>
           <w:tcPr>
             <w:tcW w:w="544" w:type="pct"/>
-            <w:tcMar/>
           </w:tcPr>
           <w:p/>
         </w:tc>
@@ -642,28 +632,24 @@
         <w:tc>
           <w:tcPr>
             <w:tcW w:w="809" w:type="pct"/>
-            <w:tcMar/>
           </w:tcPr>
           <w:p/>
         </w:tc>
         <w:tc>
           <w:tcPr>
             <w:tcW w:w="2482" w:type="pct"/>
-            <w:tcMar/>
           </w:tcPr>
           <w:p/>
         </w:tc>
         <w:tc>
           <w:tcPr>
             <w:tcW w:w="1165" w:type="pct"/>
-            <w:tcMar/>
           </w:tcPr>
           <w:p/>
         </w:tc>
         <w:tc>
           <w:tcPr>
             <w:tcW w:w="544" w:type="pct"/>
-            <w:tcMar/>
           </w:tcPr>
           <w:p/>
         </w:tc>
@@ -672,28 +658,24 @@
         <w:tc>
           <w:tcPr>
             <w:tcW w:w="809" w:type="pct"/>
-            <w:tcMar/>
           </w:tcPr>
           <w:p/>
         </w:tc>
         <w:tc>
           <w:tcPr>
             <w:tcW w:w="2482" w:type="pct"/>
-            <w:tcMar/>
           </w:tcPr>
           <w:p/>
         </w:tc>
         <w:tc>
           <w:tcPr>
             <w:tcW w:w="1165" w:type="pct"/>
-            <w:tcMar/>
           </w:tcPr>
           <w:p/>
         </w:tc>
         <w:tc>
           <w:tcPr>
             <w:tcW w:w="544" w:type="pct"/>
-            <w:tcMar/>
           </w:tcPr>
           <w:p/>
         </w:tc>
@@ -705,46 +687,26 @@
         <w:tc>
           <w:tcPr>
             <w:tcW w:w="2264" w:type="dxa"/>
-            <w:tcMar/>
-          </w:tcPr>
-          <w:p>
-            <w:pPr>
-              <w:pStyle w:val="Standaard"/>
-            </w:pPr>
-          </w:p>
+          </w:tcPr>
+          <w:p/>
         </w:tc>
         <w:tc>
           <w:tcPr>
             <w:tcW w:w="6946" w:type="dxa"/>
-            <w:tcMar/>
-          </w:tcPr>
-          <w:p>
-            <w:pPr>
-              <w:pStyle w:val="Standaard"/>
-            </w:pPr>
-          </w:p>
+          </w:tcPr>
+          <w:p/>
         </w:tc>
         <w:tc>
           <w:tcPr>
             <w:tcW w:w="3260" w:type="dxa"/>
-            <w:tcMar/>
-          </w:tcPr>
-          <w:p>
-            <w:pPr>
-              <w:pStyle w:val="Standaard"/>
-            </w:pPr>
-          </w:p>
+          </w:tcPr>
+          <w:p/>
         </w:tc>
         <w:tc>
           <w:tcPr>
             <w:tcW w:w="1522" w:type="dxa"/>
-            <w:tcMar/>
-          </w:tcPr>
-          <w:p>
-            <w:pPr>
-              <w:pStyle w:val="Standaard"/>
-            </w:pPr>
-          </w:p>
+          </w:tcPr>
+          <w:p/>
         </w:tc>
       </w:tr>
     </w:tbl>
@@ -937,12 +899,6 @@
             <w:szCs w:val="16"/>
           </w:rPr>
           <w:tab/>
-        </w:r>
-        <w:r>
-          <w:rPr>
-            <w:sz w:val="16"/>
-            <w:szCs w:val="16"/>
-          </w:rPr>
           <w:t>Logboek kandidaat</w:t>
         </w:r>
         <w:r>
@@ -1068,12 +1024,6 @@
         </w:r>
       </w:p>
     </w:sdtContent>
-    <w:sdtEndPr>
-      <w:rPr>
-        <w:sz w:val="16"/>
-        <w:szCs w:val="16"/>
-      </w:rPr>
-    </w:sdtEndPr>
   </w:sdt>
 </w:ftr>
 </file>
@@ -1126,7 +1076,7 @@
 </file>
 
 <file path=word/header1.xml><?xml version="1.0" encoding="utf-8"?>
-<w:hdr xmlns:wpc="http://schemas.microsoft.com/office/word/2010/wordprocessingCanvas" xmlns:cx="http://schemas.microsoft.com/office/drawing/2014/chartex" xmlns:cx1="http://schemas.microsoft.com/office/drawing/2015/9/8/chartex" xmlns:cx2="http://schemas.microsoft.com/office/drawing/2015/10/21/chartex" xmlns:cx3="http://schemas.microsoft.com/office/drawing/2016/5/9/chartex" xmlns:cx4="http://schemas.microsoft.com/office/drawing/2016/5/10/chartex" xmlns:cx5="http://schemas.microsoft.com/office/drawing/2016/5/11/chartex" xmlns:cx6="http://schemas.microsoft.com/office/drawing/2016/5/12/chartex" xmlns:cx7="http://schemas.microsoft.com/office/drawing/2016/5/13/chartex" xmlns:cx8="http://schemas.microsoft.com/office/drawing/2016/5/14/chartex" xmlns:mc="http://schemas.openxmlformats.org/markup-compatibility/2006" xmlns:aink="http://schemas.microsoft.com/office/drawing/2016/ink" xmlns:am3d="http://schemas.microsoft.com/office/drawing/2017/model3d" xmlns:o="urn:schemas-microsoft-com:office:office" xmlns:oel="http://schemas.microsoft.com/office/2019/extlst" xmlns:r="http://schemas.openxmlformats.org/officeDocument/2006/relationships" xmlns:m="http://schemas.openxmlformats.org/officeDocument/2006/math" xmlns:v="urn:schemas-microsoft-com:vml" xmlns:wp14="http://schemas.microsoft.com/office/word/2010/wordprocessingDrawing" xmlns:wp="http://schemas.openxmlformats.org/drawingml/2006/wordprocessingDrawing" xmlns:w10="urn:schemas-microsoft-com:office:word" xmlns:w="http://schemas.openxmlformats.org/wordprocessingml/2006/main" xmlns:w14="http://schemas.microsoft.com/office/word/2010/wordml" xmlns:w15="http://schemas.microsoft.com/office/word/2012/wordml" xmlns:w16cex="http://schemas.microsoft.com/office/word/2018/wordml/cex" xmlns:w16cid="http://schemas.microsoft.com/office/word/2016/wordml/cid" xmlns:w16="http://schemas.microsoft.com/office/word/2018/wordml" xmlns:w16du="http://schemas.microsoft.com/office/word/2023/wordml/word16du" xmlns:w16sdtdh="http://schemas.microsoft.com/office/word/2020/wordml/sdtdatahash" xmlns:w16sdtfl="http://schemas.microsoft.com/office/word/2024/wordml/sdtformatlock" xmlns:w16se="http://schemas.microsoft.com/office/word/2015/wordml/symex" xmlns:wpg="http://schemas.microsoft.com/office/word/2010/wordprocessingGroup" xmlns:wpi="http://schemas.microsoft.com/office/word/2010/wordprocessingInk" xmlns:wne="http://schemas.microsoft.com/office/word/2006/wordml" xmlns:wps="http://schemas.microsoft.com/office/word/2010/wordprocessingShape" xmlns:a="http://schemas.openxmlformats.org/drawingml/2006/main" xmlns:pic="http://schemas.openxmlformats.org/drawingml/2006/picture" xmlns:a14="http://schemas.microsoft.com/office/drawing/2010/main" mc:Ignorable="w14 w15 w16se w16cid w16 w16cex w16sdtdh w16sdtfl w16du wp14">
+<w:hdr xmlns:wpc="http://schemas.microsoft.com/office/word/2010/wordprocessingCanvas" xmlns:cx="http://schemas.microsoft.com/office/drawing/2014/chartex" xmlns:cx1="http://schemas.microsoft.com/office/drawing/2015/9/8/chartex" xmlns:cx2="http://schemas.microsoft.com/office/drawing/2015/10/21/chartex" xmlns:cx3="http://schemas.microsoft.com/office/drawing/2016/5/9/chartex" xmlns:cx4="http://schemas.microsoft.com/office/drawing/2016/5/10/chartex" xmlns:cx5="http://schemas.microsoft.com/office/drawing/2016/5/11/chartex" xmlns:cx6="http://schemas.microsoft.com/office/drawing/2016/5/12/chartex" xmlns:cx7="http://schemas.microsoft.com/office/drawing/2016/5/13/chartex" xmlns:cx8="http://schemas.microsoft.com/office/drawing/2016/5/14/chartex" xmlns:mc="http://schemas.openxmlformats.org/markup-compatibility/2006" xmlns:aink="http://schemas.microsoft.com/office/drawing/2016/ink" xmlns:am3d="http://schemas.microsoft.com/office/drawing/2017/model3d" xmlns:o="urn:schemas-microsoft-com:office:office" xmlns:oel="http://schemas.microsoft.com/office/2019/extlst" xmlns:r="http://schemas.openxmlformats.org/officeDocument/2006/relationships" xmlns:m="http://schemas.openxmlformats.org/officeDocument/2006/math" xmlns:v="urn:schemas-microsoft-com:vml" xmlns:wp14="http://schemas.microsoft.com/office/word/2010/wordprocessingDrawing" xmlns:wp="http://schemas.openxmlformats.org/drawingml/2006/wordprocessingDrawing" xmlns:w10="urn:schemas-microsoft-com:office:word" xmlns:w="http://schemas.openxmlformats.org/wordprocessingml/2006/main" xmlns:w14="http://schemas.microsoft.com/office/word/2010/wordml" xmlns:w15="http://schemas.microsoft.com/office/word/2012/wordml" xmlns:w16cex="http://schemas.microsoft.com/office/word/2018/wordml/cex" xmlns:w16cid="http://schemas.microsoft.com/office/word/2016/wordml/cid" xmlns:w16="http://schemas.microsoft.com/office/word/2018/wordml" xmlns:w16du="http://schemas.microsoft.com/office/word/2023/wordml/word16du" xmlns:w16sdtdh="http://schemas.microsoft.com/office/word/2020/wordml/sdtdatahash" xmlns:w16sdtfl="http://schemas.microsoft.com/office/word/2024/wordml/sdtformatlock" xmlns:w16se="http://schemas.microsoft.com/office/word/2015/wordml/symex" xmlns:wpg="http://schemas.microsoft.com/office/word/2010/wordprocessingGroup" xmlns:wpi="http://schemas.microsoft.com/office/word/2010/wordprocessingInk" xmlns:wne="http://schemas.microsoft.com/office/word/2006/wordml" xmlns:wps="http://schemas.microsoft.com/office/word/2010/wordprocessingShape" mc:Ignorable="w14 w15 w16se w16cid w16 w16cex w16sdtdh w16sdtfl w16du wp14">
   <w:p>
     <w:pPr>
       <w:pStyle w:val="Koptekst"/>
@@ -1251,7 +1201,7 @@
         <w:ind w:left="2880" w:hanging="363"/>
       </w:pPr>
       <w:rPr>
-        <w:rFonts w:hint="default" w:ascii="Symbol" w:hAnsi="Symbol"/>
+        <w:rFonts w:ascii="Symbol" w:hAnsi="Symbol" w:hint="default"/>
         <w:color w:val="auto"/>
       </w:rPr>
     </w:lvl>
@@ -1359,7 +1309,7 @@
         <w:ind w:left="2880" w:hanging="360"/>
       </w:pPr>
       <w:rPr>
-        <w:rFonts w:hint="default" w:ascii="Symbol" w:hAnsi="Symbol"/>
+        <w:rFonts w:ascii="Symbol" w:hAnsi="Symbol" w:hint="default"/>
       </w:rPr>
     </w:lvl>
     <w:lvl w:ilvl="4" w:tplc="04130019" w:tentative="1">
@@ -1421,7 +1371,7 @@
         <w:ind w:left="720" w:hanging="360"/>
       </w:pPr>
       <w:rPr>
-        <w:rFonts w:hint="default" w:ascii="Symbol" w:hAnsi="Symbol"/>
+        <w:rFonts w:ascii="Symbol" w:hAnsi="Symbol" w:hint="default"/>
       </w:rPr>
     </w:lvl>
     <w:lvl w:ilvl="1" w:tplc="04130003">
@@ -1433,7 +1383,7 @@
         <w:ind w:left="1440" w:hanging="360"/>
       </w:pPr>
       <w:rPr>
-        <w:rFonts w:hint="default" w:ascii="Courier New" w:hAnsi="Courier New" w:cs="Courier New"/>
+        <w:rFonts w:ascii="Courier New" w:hAnsi="Courier New" w:cs="Courier New" w:hint="default"/>
       </w:rPr>
     </w:lvl>
     <w:lvl w:ilvl="2" w:tplc="04130005">
@@ -1445,7 +1395,7 @@
         <w:ind w:left="2160" w:hanging="360"/>
       </w:pPr>
       <w:rPr>
-        <w:rFonts w:hint="default" w:ascii="Wingdings" w:hAnsi="Wingdings"/>
+        <w:rFonts w:ascii="Wingdings" w:hAnsi="Wingdings" w:hint="default"/>
       </w:rPr>
     </w:lvl>
     <w:lvl w:ilvl="3" w:tplc="04130001" w:tentative="1">
@@ -1457,7 +1407,7 @@
         <w:ind w:left="2880" w:hanging="360"/>
       </w:pPr>
       <w:rPr>
-        <w:rFonts w:hint="default" w:ascii="Symbol" w:hAnsi="Symbol"/>
+        <w:rFonts w:ascii="Symbol" w:hAnsi="Symbol" w:hint="default"/>
       </w:rPr>
     </w:lvl>
     <w:lvl w:ilvl="4" w:tplc="04130003" w:tentative="1">
@@ -1469,7 +1419,7 @@
         <w:ind w:left="3600" w:hanging="360"/>
       </w:pPr>
       <w:rPr>
-        <w:rFonts w:hint="default" w:ascii="Courier New" w:hAnsi="Courier New" w:cs="Courier New"/>
+        <w:rFonts w:ascii="Courier New" w:hAnsi="Courier New" w:cs="Courier New" w:hint="default"/>
       </w:rPr>
     </w:lvl>
     <w:lvl w:ilvl="5" w:tplc="04130005" w:tentative="1">
@@ -1481,7 +1431,7 @@
         <w:ind w:left="4320" w:hanging="360"/>
       </w:pPr>
       <w:rPr>
-        <w:rFonts w:hint="default" w:ascii="Wingdings" w:hAnsi="Wingdings"/>
+        <w:rFonts w:ascii="Wingdings" w:hAnsi="Wingdings" w:hint="default"/>
       </w:rPr>
     </w:lvl>
     <w:lvl w:ilvl="6" w:tplc="04130001" w:tentative="1">
@@ -1493,7 +1443,7 @@
         <w:ind w:left="5040" w:hanging="360"/>
       </w:pPr>
       <w:rPr>
-        <w:rFonts w:hint="default" w:ascii="Symbol" w:hAnsi="Symbol"/>
+        <w:rFonts w:ascii="Symbol" w:hAnsi="Symbol" w:hint="default"/>
       </w:rPr>
     </w:lvl>
     <w:lvl w:ilvl="7" w:tplc="04130003" w:tentative="1">
@@ -1505,7 +1455,7 @@
         <w:ind w:left="5760" w:hanging="360"/>
       </w:pPr>
       <w:rPr>
-        <w:rFonts w:hint="default" w:ascii="Courier New" w:hAnsi="Courier New" w:cs="Courier New"/>
+        <w:rFonts w:ascii="Courier New" w:hAnsi="Courier New" w:cs="Courier New" w:hint="default"/>
       </w:rPr>
     </w:lvl>
     <w:lvl w:ilvl="8" w:tplc="04130005" w:tentative="1">
@@ -1517,7 +1467,7 @@
         <w:ind w:left="6480" w:hanging="360"/>
       </w:pPr>
       <w:rPr>
-        <w:rFonts w:hint="default" w:ascii="Wingdings" w:hAnsi="Wingdings"/>
+        <w:rFonts w:ascii="Wingdings" w:hAnsi="Wingdings" w:hint="default"/>
       </w:rPr>
     </w:lvl>
   </w:abstractNum>
@@ -1656,7 +1606,7 @@
         <w:ind w:left="2880" w:hanging="363"/>
       </w:pPr>
       <w:rPr>
-        <w:rFonts w:hint="default" w:ascii="Symbol" w:hAnsi="Symbol"/>
+        <w:rFonts w:ascii="Symbol" w:hAnsi="Symbol" w:hint="default"/>
         <w:color w:val="auto"/>
       </w:rPr>
     </w:lvl>
@@ -1740,11 +1690,11 @@
 </file>
 
 <file path=word/styles.xml><?xml version="1.0" encoding="utf-8"?>
-<w:styles xmlns:wp14="http://schemas.microsoft.com/office/word/2010/wordprocessingDrawing" xmlns:mc="http://schemas.openxmlformats.org/markup-compatibility/2006" xmlns:r="http://schemas.openxmlformats.org/officeDocument/2006/relationships" xmlns:w="http://schemas.openxmlformats.org/wordprocessingml/2006/main" xmlns:w14="http://schemas.microsoft.com/office/word/2010/wordml" xmlns:w15="http://schemas.microsoft.com/office/word/2012/wordml" xmlns:w16cex="http://schemas.microsoft.com/office/word/2018/wordml/cex" xmlns:w16cid="http://schemas.microsoft.com/office/word/2016/wordml/cid" xmlns:w16="http://schemas.microsoft.com/office/word/2018/wordml" xmlns:w16du="http://schemas.microsoft.com/office/word/2023/wordml/word16du" xmlns:w16sdtdh="http://schemas.microsoft.com/office/word/2020/wordml/sdtdatahash" xmlns:w16sdtfl="http://schemas.microsoft.com/office/word/2024/wordml/sdtformatlock" xmlns:w16se="http://schemas.microsoft.com/office/word/2015/wordml/symex" mc:Ignorable="w14 w15 w16se w16cid w16 w16cex w16sdtdh w16sdtfl w16du wp14">
+<w:styles xmlns:mc="http://schemas.openxmlformats.org/markup-compatibility/2006" xmlns:r="http://schemas.openxmlformats.org/officeDocument/2006/relationships" xmlns:w="http://schemas.openxmlformats.org/wordprocessingml/2006/main" xmlns:w14="http://schemas.microsoft.com/office/word/2010/wordml" xmlns:w15="http://schemas.microsoft.com/office/word/2012/wordml" xmlns:w16cex="http://schemas.microsoft.com/office/word/2018/wordml/cex" xmlns:w16cid="http://schemas.microsoft.com/office/word/2016/wordml/cid" xmlns:w16="http://schemas.microsoft.com/office/word/2018/wordml" xmlns:w16du="http://schemas.microsoft.com/office/word/2023/wordml/word16du" xmlns:w16sdtdh="http://schemas.microsoft.com/office/word/2020/wordml/sdtdatahash" xmlns:w16sdtfl="http://schemas.microsoft.com/office/word/2024/wordml/sdtformatlock" xmlns:w16se="http://schemas.microsoft.com/office/word/2015/wordml/symex" mc:Ignorable="w14 w15 w16se w16cid w16 w16cex w16sdtdh w16sdtfl w16du">
   <w:docDefaults>
     <w:rPrDefault>
       <w:rPr>
-        <w:rFonts w:asciiTheme="minorHAnsi" w:hAnsiTheme="minorHAnsi" w:eastAsiaTheme="minorHAnsi" w:cstheme="minorBidi"/>
+        <w:rFonts w:asciiTheme="minorHAnsi" w:eastAsiaTheme="minorHAnsi" w:hAnsiTheme="minorHAnsi" w:cstheme="minorBidi"/>
         <w:sz w:val="22"/>
         <w:szCs w:val="22"/>
         <w:lang w:val="nl-NL" w:eastAsia="en-US" w:bidi="ar-SA"/>
@@ -1759,14 +1709,14 @@
   <w:latentStyles w:defLockedState="0" w:defUIPriority="99" w:defSemiHidden="0" w:defUnhideWhenUsed="0" w:defQFormat="0" w:count="376">
     <w:lsdException w:name="Normal" w:uiPriority="0" w:qFormat="1"/>
     <w:lsdException w:name="heading 1" w:uiPriority="9" w:qFormat="1"/>
-    <w:lsdException w:name="heading 2" w:uiPriority="9" w:semiHidden="1" w:unhideWhenUsed="1" w:qFormat="1"/>
-    <w:lsdException w:name="heading 3" w:uiPriority="9" w:semiHidden="1" w:unhideWhenUsed="1" w:qFormat="1"/>
-    <w:lsdException w:name="heading 4" w:uiPriority="9" w:semiHidden="1" w:unhideWhenUsed="1" w:qFormat="1"/>
-    <w:lsdException w:name="heading 5" w:uiPriority="9" w:semiHidden="1" w:unhideWhenUsed="1" w:qFormat="1"/>
-    <w:lsdException w:name="heading 6" w:uiPriority="9" w:semiHidden="1" w:unhideWhenUsed="1" w:qFormat="1"/>
-    <w:lsdException w:name="heading 7" w:uiPriority="9" w:semiHidden="1" w:unhideWhenUsed="1" w:qFormat="1"/>
-    <w:lsdException w:name="heading 8" w:uiPriority="9" w:semiHidden="1" w:unhideWhenUsed="1" w:qFormat="1"/>
-    <w:lsdException w:name="heading 9" w:uiPriority="9" w:semiHidden="1" w:unhideWhenUsed="1" w:qFormat="1"/>
+    <w:lsdException w:name="heading 2" w:semiHidden="1" w:uiPriority="9" w:unhideWhenUsed="1" w:qFormat="1"/>
+    <w:lsdException w:name="heading 3" w:semiHidden="1" w:uiPriority="9" w:unhideWhenUsed="1" w:qFormat="1"/>
+    <w:lsdException w:name="heading 4" w:semiHidden="1" w:uiPriority="9" w:unhideWhenUsed="1" w:qFormat="1"/>
+    <w:lsdException w:name="heading 5" w:semiHidden="1" w:uiPriority="9" w:unhideWhenUsed="1" w:qFormat="1"/>
+    <w:lsdException w:name="heading 6" w:semiHidden="1" w:uiPriority="9" w:unhideWhenUsed="1" w:qFormat="1"/>
+    <w:lsdException w:name="heading 7" w:semiHidden="1" w:uiPriority="9" w:unhideWhenUsed="1" w:qFormat="1"/>
+    <w:lsdException w:name="heading 8" w:semiHidden="1" w:uiPriority="9" w:unhideWhenUsed="1" w:qFormat="1"/>
+    <w:lsdException w:name="heading 9" w:semiHidden="1" w:uiPriority="9" w:unhideWhenUsed="1" w:qFormat="1"/>
     <w:lsdException w:name="index 1" w:semiHidden="1" w:unhideWhenUsed="1"/>
     <w:lsdException w:name="index 2" w:semiHidden="1" w:unhideWhenUsed="1"/>
     <w:lsdException w:name="index 3" w:semiHidden="1" w:unhideWhenUsed="1"/>
@@ -1776,22 +1726,22 @@
     <w:lsdException w:name="index 7" w:semiHidden="1" w:unhideWhenUsed="1"/>
     <w:lsdException w:name="index 8" w:semiHidden="1" w:unhideWhenUsed="1"/>
     <w:lsdException w:name="index 9" w:semiHidden="1" w:unhideWhenUsed="1"/>
-    <w:lsdException w:name="toc 1" w:uiPriority="39" w:semiHidden="1" w:unhideWhenUsed="1"/>
-    <w:lsdException w:name="toc 2" w:uiPriority="39" w:semiHidden="1" w:unhideWhenUsed="1"/>
-    <w:lsdException w:name="toc 3" w:uiPriority="39" w:semiHidden="1" w:unhideWhenUsed="1"/>
-    <w:lsdException w:name="toc 4" w:uiPriority="39" w:semiHidden="1" w:unhideWhenUsed="1"/>
-    <w:lsdException w:name="toc 5" w:uiPriority="39" w:semiHidden="1" w:unhideWhenUsed="1"/>
-    <w:lsdException w:name="toc 6" w:uiPriority="39" w:semiHidden="1" w:unhideWhenUsed="1"/>
-    <w:lsdException w:name="toc 7" w:uiPriority="39" w:semiHidden="1" w:unhideWhenUsed="1"/>
-    <w:lsdException w:name="toc 8" w:uiPriority="39" w:semiHidden="1" w:unhideWhenUsed="1"/>
-    <w:lsdException w:name="toc 9" w:uiPriority="39" w:semiHidden="1" w:unhideWhenUsed="1"/>
+    <w:lsdException w:name="toc 1" w:semiHidden="1" w:uiPriority="39" w:unhideWhenUsed="1"/>
+    <w:lsdException w:name="toc 2" w:semiHidden="1" w:uiPriority="39" w:unhideWhenUsed="1"/>
+    <w:lsdException w:name="toc 3" w:semiHidden="1" w:uiPriority="39" w:unhideWhenUsed="1"/>
+    <w:lsdException w:name="toc 4" w:semiHidden="1" w:uiPriority="39" w:unhideWhenUsed="1"/>
+    <w:lsdException w:name="toc 5" w:semiHidden="1" w:uiPriority="39" w:unhideWhenUsed="1"/>
+    <w:lsdException w:name="toc 6" w:semiHidden="1" w:uiPriority="39" w:unhideWhenUsed="1"/>
+    <w:lsdException w:name="toc 7" w:semiHidden="1" w:uiPriority="39" w:unhideWhenUsed="1"/>
+    <w:lsdException w:name="toc 8" w:semiHidden="1" w:uiPriority="39" w:unhideWhenUsed="1"/>
+    <w:lsdException w:name="toc 9" w:semiHidden="1" w:uiPriority="39" w:unhideWhenUsed="1"/>
     <w:lsdException w:name="Normal Indent" w:semiHidden="1" w:unhideWhenUsed="1"/>
     <w:lsdException w:name="footnote text" w:semiHidden="1" w:unhideWhenUsed="1"/>
     <w:lsdException w:name="annotation text" w:semiHidden="1" w:unhideWhenUsed="1"/>
     <w:lsdException w:name="header" w:semiHidden="1" w:unhideWhenUsed="1"/>
     <w:lsdException w:name="footer" w:semiHidden="1" w:unhideWhenUsed="1"/>
     <w:lsdException w:name="index heading" w:semiHidden="1" w:unhideWhenUsed="1"/>
-    <w:lsdException w:name="caption" w:uiPriority="35" w:semiHidden="1" w:unhideWhenUsed="1" w:qFormat="1"/>
+    <w:lsdException w:name="caption" w:semiHidden="1" w:uiPriority="35" w:unhideWhenUsed="1" w:qFormat="1"/>
     <w:lsdException w:name="table of figures" w:semiHidden="1" w:unhideWhenUsed="1"/>
     <w:lsdException w:name="envelope address" w:semiHidden="1" w:unhideWhenUsed="1"/>
     <w:lsdException w:name="envelope return" w:semiHidden="1" w:unhideWhenUsed="1"/>
@@ -1822,7 +1772,7 @@
     <w:lsdException w:name="Title" w:uiPriority="10"/>
     <w:lsdException w:name="Closing" w:semiHidden="1" w:unhideWhenUsed="1"/>
     <w:lsdException w:name="Signature" w:semiHidden="1" w:unhideWhenUsed="1"/>
-    <w:lsdException w:name="Default Paragraph Font" w:uiPriority="1" w:semiHidden="1" w:unhideWhenUsed="1"/>
+    <w:lsdException w:name="Default Paragraph Font" w:semiHidden="1" w:uiPriority="1" w:unhideWhenUsed="1"/>
     <w:lsdException w:name="Body Text" w:semiHidden="1" w:unhideWhenUsed="1"/>
     <w:lsdException w:name="Body Text Indent" w:semiHidden="1" w:unhideWhenUsed="1"/>
     <w:lsdException w:name="List Continue" w:semiHidden="1" w:unhideWhenUsed="1"/>
@@ -2022,8 +1972,8 @@
     <w:lsdException w:name="Subtle Reference" w:uiPriority="31"/>
     <w:lsdException w:name="Intense Reference" w:uiPriority="32"/>
     <w:lsdException w:name="Book Title" w:uiPriority="33"/>
-    <w:lsdException w:name="Bibliography" w:uiPriority="37" w:semiHidden="1" w:unhideWhenUsed="1"/>
-    <w:lsdException w:name="TOC Heading" w:uiPriority="39" w:semiHidden="1" w:unhideWhenUsed="1" w:qFormat="1"/>
+    <w:lsdException w:name="Bibliography" w:semiHidden="1" w:uiPriority="37" w:unhideWhenUsed="1"/>
+    <w:lsdException w:name="TOC Heading" w:semiHidden="1" w:uiPriority="39" w:unhideWhenUsed="1" w:qFormat="1"/>
     <w:lsdException w:name="Plain Table 1" w:uiPriority="41"/>
     <w:lsdException w:name="Plain Table 2" w:uiPriority="42"/>
     <w:lsdException w:name="Plain Table 3" w:uiPriority="43"/>
@@ -2134,7 +2084,7 @@
     <w:lsdException w:name="Unresolved Mention" w:semiHidden="1" w:unhideWhenUsed="1"/>
     <w:lsdException w:name="Smart Link" w:semiHidden="1" w:unhideWhenUsed="1"/>
   </w:latentStyles>
-  <w:style w:type="paragraph" w:styleId="Standaard" w:default="1">
+  <w:style w:type="paragraph" w:default="1" w:styleId="Standaard">
     <w:name w:val="Normal"/>
     <w:qFormat/>
     <w:rsid w:val="00007634"/>
@@ -2228,13 +2178,13 @@
       <w:color w:val="000000" w:themeColor="text1"/>
     </w:rPr>
   </w:style>
-  <w:style w:type="character" w:styleId="Standaardalinea-lettertype" w:default="1">
+  <w:style w:type="character" w:default="1" w:styleId="Standaardalinea-lettertype">
     <w:name w:val="Default Paragraph Font"/>
     <w:uiPriority w:val="1"/>
     <w:semiHidden/>
     <w:unhideWhenUsed/>
   </w:style>
-  <w:style w:type="table" w:styleId="Standaardtabel" w:default="1">
+  <w:style w:type="table" w:default="1" w:styleId="Standaardtabel">
     <w:name w:val="Normal Table"/>
     <w:uiPriority w:val="99"/>
     <w:semiHidden/>
@@ -2249,7 +2199,7 @@
       </w:tblCellMar>
     </w:tblPr>
   </w:style>
-  <w:style w:type="numbering" w:styleId="Geenlijst" w:default="1">
+  <w:style w:type="numbering" w:default="1" w:styleId="Geenlijst">
     <w:name w:val="No List"/>
     <w:uiPriority w:val="99"/>
     <w:semiHidden/>
@@ -2270,7 +2220,7 @@
       <w:spacing w:line="240" w:lineRule="auto"/>
     </w:pPr>
   </w:style>
-  <w:style w:type="character" w:styleId="KoptekstChar" w:customStyle="1">
+  <w:style w:type="character" w:customStyle="1" w:styleId="KoptekstChar">
     <w:name w:val="Koptekst Char"/>
     <w:basedOn w:val="Standaardalinea-lettertype"/>
     <w:link w:val="Koptekst"/>
@@ -2292,14 +2242,14 @@
       <w:spacing w:line="240" w:lineRule="auto"/>
     </w:pPr>
   </w:style>
-  <w:style w:type="character" w:styleId="VoettekstChar" w:customStyle="1">
+  <w:style w:type="character" w:customStyle="1" w:styleId="VoettekstChar">
     <w:name w:val="Voettekst Char"/>
     <w:basedOn w:val="Standaardalinea-lettertype"/>
     <w:link w:val="Voettekst"/>
     <w:uiPriority w:val="99"/>
     <w:rsid w:val="0001646D"/>
   </w:style>
-  <w:style w:type="character" w:styleId="Kop1Char" w:customStyle="1">
+  <w:style w:type="character" w:customStyle="1" w:styleId="Kop1Char">
     <w:name w:val="Kop 1 Char"/>
     <w:basedOn w:val="Standaardalinea-lettertype"/>
     <w:link w:val="Kop1"/>
@@ -2312,7 +2262,7 @@
       <w:szCs w:val="32"/>
     </w:rPr>
   </w:style>
-  <w:style w:type="character" w:styleId="Kop2Char" w:customStyle="1">
+  <w:style w:type="character" w:customStyle="1" w:styleId="Kop2Char">
     <w:name w:val="Kop 2 Char"/>
     <w:basedOn w:val="Standaardalinea-lettertype"/>
     <w:link w:val="Kop2"/>
@@ -2325,7 +2275,7 @@
       <w:szCs w:val="26"/>
     </w:rPr>
   </w:style>
-  <w:style w:type="character" w:styleId="Kop3Char" w:customStyle="1">
+  <w:style w:type="character" w:customStyle="1" w:styleId="Kop3Char">
     <w:name w:val="Kop 3 Char"/>
     <w:basedOn w:val="Standaardalinea-lettertype"/>
     <w:link w:val="Kop3"/>
@@ -2338,7 +2288,7 @@
       <w:szCs w:val="24"/>
     </w:rPr>
   </w:style>
-  <w:style w:type="character" w:styleId="Kop4Char" w:customStyle="1">
+  <w:style w:type="character" w:customStyle="1" w:styleId="Kop4Char">
     <w:name w:val="Kop 4 Char"/>
     <w:basedOn w:val="Standaardalinea-lettertype"/>
     <w:link w:val="Kop4"/>
@@ -2369,7 +2319,7 @@
       <w:szCs w:val="16"/>
     </w:rPr>
   </w:style>
-  <w:style w:type="character" w:styleId="BallontekstChar" w:customStyle="1">
+  <w:style w:type="character" w:customStyle="1" w:styleId="BallontekstChar">
     <w:name w:val="Ballontekst Char"/>
     <w:basedOn w:val="Standaardalinea-lettertype"/>
     <w:link w:val="Ballontekst"/>
@@ -2392,12 +2342,12 @@
     </w:pPr>
     <w:tblPr>
       <w:tblBorders>
-        <w:top w:val="single" w:color="auto" w:sz="4" w:space="0"/>
-        <w:left w:val="single" w:color="auto" w:sz="4" w:space="0"/>
-        <w:bottom w:val="single" w:color="auto" w:sz="4" w:space="0"/>
-        <w:right w:val="single" w:color="auto" w:sz="4" w:space="0"/>
-        <w:insideH w:val="single" w:color="auto" w:sz="4" w:space="0"/>
-        <w:insideV w:val="single" w:color="auto" w:sz="4" w:space="0"/>
+        <w:top w:val="single" w:sz="4" w:space="0" w:color="auto"/>
+        <w:left w:val="single" w:sz="4" w:space="0" w:color="auto"/>
+        <w:bottom w:val="single" w:sz="4" w:space="0" w:color="auto"/>
+        <w:right w:val="single" w:sz="4" w:space="0" w:color="auto"/>
+        <w:insideH w:val="single" w:sz="4" w:space="0" w:color="auto"/>
+        <w:insideV w:val="single" w:sz="4" w:space="0" w:color="auto"/>
       </w:tblBorders>
     </w:tblPr>
   </w:style>
@@ -2447,7 +2397,7 @@
       <w:szCs w:val="20"/>
     </w:rPr>
   </w:style>
-  <w:style w:type="character" w:styleId="TekstopmerkingChar" w:customStyle="1">
+  <w:style w:type="character" w:customStyle="1" w:styleId="TekstopmerkingChar">
     <w:name w:val="Tekst opmerking Char"/>
     <w:basedOn w:val="Standaardalinea-lettertype"/>
     <w:link w:val="Tekstopmerking"/>
@@ -2473,7 +2423,7 @@
       <w:bCs/>
     </w:rPr>
   </w:style>
-  <w:style w:type="character" w:styleId="OnderwerpvanopmerkingChar" w:customStyle="1">
+  <w:style w:type="character" w:customStyle="1" w:styleId="OnderwerpvanopmerkingChar">
     <w:name w:val="Onderwerp van opmerking Char"/>
     <w:basedOn w:val="TekstopmerkingChar"/>
     <w:link w:val="Onderwerpvanopmerking"/>
@@ -2752,36 +2702,6 @@
 </file>
 
 <file path=customXml/item1.xml><?xml version="1.0" encoding="utf-8"?>
-<?mso-contentType ?>
-<FormTemplates xmlns="http://schemas.microsoft.com/sharepoint/v3/contenttype/forms">
-  <Display>DocumentLibraryForm</Display>
-  <Edit>DocumentLibraryForm</Edit>
-  <New>DocumentLibraryForm</New>
-</FormTemplates>
-</file>
-
-<file path=customXml/item2.xml><?xml version="1.0" encoding="utf-8"?>
-<p:properties xmlns:p="http://schemas.microsoft.com/office/2006/metadata/properties" xmlns:xsi="http://www.w3.org/2001/XMLSchema-instance" xmlns:pc="http://schemas.microsoft.com/office/infopath/2007/PartnerControls">
-  <documentManagement>
-    <jeb5123c558143d5ab1e1526e87a8da0 xmlns="b7e4e9fd-5e36-4299-889f-f6136aff670e">
-      <Terms xmlns="http://schemas.microsoft.com/office/infopath/2007/PartnerControls"/>
-    </jeb5123c558143d5ab1e1526e87a8da0>
-    <_ip_UnifiedCompliancePolicyUIAction xmlns="http://schemas.microsoft.com/sharepoint/v3" xsi:nil="true"/>
-    <_ip_UnifiedCompliancePolicyProperties xmlns="http://schemas.microsoft.com/sharepoint/v3" xsi:nil="true"/>
-    <Cohort xmlns="b7e4e9fd-5e36-4299-889f-f6136aff670e" xsi:nil="true"/>
-    <TaxCatchAll xmlns="fbafb59e-d651-4668-8e65-f7f85ceca18b" xsi:nil="true"/>
-    <lcf76f155ced4ddcb4097134ff3c332f xmlns="b7e4e9fd-5e36-4299-889f-f6136aff670e">
-      <Terms xmlns="http://schemas.microsoft.com/office/infopath/2007/PartnerControls"/>
-    </lcf76f155ced4ddcb4097134ff3c332f>
-  </documentManagement>
-</p:properties>
-</file>
-
-<file path=customXml/item3.xml><?xml version="1.0" encoding="utf-8"?>
-<b:Sources xmlns:b="http://schemas.openxmlformats.org/officeDocument/2006/bibliography" xmlns="http://schemas.openxmlformats.org/officeDocument/2006/bibliography" SelectedStyle="\APASixthEditionOfficeOnline.xsl" StyleName="APA" Version="6"/>
-</file>
-
-<file path=customXml/item4.xml><?xml version="1.0" encoding="utf-8"?>
 <ct:contentTypeSchema xmlns:ct="http://schemas.microsoft.com/office/2006/metadata/contentType" xmlns:ma="http://schemas.microsoft.com/office/2006/metadata/properties/metaAttributes" ct:_="" ma:_="" ma:contentTypeName="Document" ma:contentTypeID="0x0101000C5151218AB56640BDBA68249A073511" ma:contentTypeVersion="33" ma:contentTypeDescription="Een nieuw document maken." ma:contentTypeScope="" ma:versionID="35d65af7ea38a1615b91ec5952cc4468">
   <xsd:schema xmlns:xsd="http://www.w3.org/2001/XMLSchema" xmlns:xs="http://www.w3.org/2001/XMLSchema" xmlns:p="http://schemas.microsoft.com/office/2006/metadata/properties" xmlns:ns1="http://schemas.microsoft.com/sharepoint/v3" xmlns:ns2="b7e4e9fd-5e36-4299-889f-f6136aff670e" xmlns:ns3="fbafb59e-d651-4668-8e65-f7f85ceca18b" targetNamespace="http://schemas.microsoft.com/office/2006/metadata/properties" ma:root="true" ma:fieldsID="8cada95f8b013b973f44075de95c20aa" ns1:_="" ns2:_="" ns3:_="">
     <xsd:import namespace="http://schemas.microsoft.com/sharepoint/v3"/>
@@ -3088,15 +3008,65 @@
 </ct:contentTypeSchema>
 </file>
 
+<file path=customXml/item2.xml><?xml version="1.0" encoding="utf-8"?>
+<b:Sources xmlns:b="http://schemas.openxmlformats.org/officeDocument/2006/bibliography" xmlns="http://schemas.openxmlformats.org/officeDocument/2006/bibliography" SelectedStyle="\APASixthEditionOfficeOnline.xsl" StyleName="APA" Version="6"/>
+</file>
+
+<file path=customXml/item3.xml><?xml version="1.0" encoding="utf-8"?>
+<p:properties xmlns:p="http://schemas.microsoft.com/office/2006/metadata/properties" xmlns:xsi="http://www.w3.org/2001/XMLSchema-instance" xmlns:pc="http://schemas.microsoft.com/office/infopath/2007/PartnerControls">
+  <documentManagement>
+    <jeb5123c558143d5ab1e1526e87a8da0 xmlns="b7e4e9fd-5e36-4299-889f-f6136aff670e">
+      <Terms xmlns="http://schemas.microsoft.com/office/infopath/2007/PartnerControls"/>
+    </jeb5123c558143d5ab1e1526e87a8da0>
+    <_ip_UnifiedCompliancePolicyUIAction xmlns="http://schemas.microsoft.com/sharepoint/v3" xsi:nil="true"/>
+    <_ip_UnifiedCompliancePolicyProperties xmlns="http://schemas.microsoft.com/sharepoint/v3" xsi:nil="true"/>
+    <Cohort xmlns="b7e4e9fd-5e36-4299-889f-f6136aff670e" xsi:nil="true"/>
+    <TaxCatchAll xmlns="fbafb59e-d651-4668-8e65-f7f85ceca18b" xsi:nil="true"/>
+    <lcf76f155ced4ddcb4097134ff3c332f xmlns="b7e4e9fd-5e36-4299-889f-f6136aff670e">
+      <Terms xmlns="http://schemas.microsoft.com/office/infopath/2007/PartnerControls"/>
+    </lcf76f155ced4ddcb4097134ff3c332f>
+  </documentManagement>
+</p:properties>
+</file>
+
+<file path=customXml/item4.xml><?xml version="1.0" encoding="utf-8"?>
+<?mso-contentType ?>
+<FormTemplates xmlns="http://schemas.microsoft.com/sharepoint/v3/contenttype/forms">
+  <Display>DocumentLibraryForm</Display>
+  <Edit>DocumentLibraryForm</Edit>
+  <New>DocumentLibraryForm</New>
+</FormTemplates>
+</file>
+
 <file path=customXml/itemProps1.xml><?xml version="1.0" encoding="utf-8"?>
-<ds:datastoreItem xmlns:ds="http://schemas.openxmlformats.org/officeDocument/2006/customXml" ds:itemID="{03190F8B-75F1-48DD-972C-694B36423E98}">
+<ds:datastoreItem xmlns:ds="http://schemas.openxmlformats.org/officeDocument/2006/customXml" ds:itemID="{C7083557-3649-4E1F-B1E0-5C23469813D7}">
   <ds:schemaRefs>
-    <ds:schemaRef ds:uri="http://schemas.microsoft.com/sharepoint/v3/contenttype/forms"/>
+    <ds:schemaRef ds:uri="http://schemas.microsoft.com/office/2006/metadata/contentType"/>
+    <ds:schemaRef ds:uri="http://schemas.microsoft.com/office/2006/metadata/properties/metaAttributes"/>
+    <ds:schemaRef ds:uri="http://www.w3.org/2001/XMLSchema"/>
+    <ds:schemaRef ds:uri="http://schemas.microsoft.com/office/2006/metadata/properties"/>
+    <ds:schemaRef ds:uri="http://schemas.microsoft.com/sharepoint/v3"/>
+    <ds:schemaRef ds:uri="b7e4e9fd-5e36-4299-889f-f6136aff670e"/>
+    <ds:schemaRef ds:uri="fbafb59e-d651-4668-8e65-f7f85ceca18b"/>
+    <ds:schemaRef ds:uri="http://schemas.microsoft.com/office/2006/documentManagement/types"/>
+    <ds:schemaRef ds:uri="http://schemas.microsoft.com/office/infopath/2007/PartnerControls"/>
+    <ds:schemaRef ds:uri="http://schemas.openxmlformats.org/package/2006/metadata/core-properties"/>
+    <ds:schemaRef ds:uri="http://purl.org/dc/elements/1.1/"/>
+    <ds:schemaRef ds:uri="http://purl.org/dc/terms/"/>
+    <ds:schemaRef ds:uri="http://schemas.microsoft.com/internal/obd"/>
   </ds:schemaRefs>
 </ds:datastoreItem>
 </file>
 
 <file path=customXml/itemProps2.xml><?xml version="1.0" encoding="utf-8"?>
+<ds:datastoreItem xmlns:ds="http://schemas.openxmlformats.org/officeDocument/2006/customXml" ds:itemID="{9CC885F2-9818-40AA-A0AC-62C28154A4B9}">
+  <ds:schemaRefs>
+    <ds:schemaRef ds:uri="http://schemas.openxmlformats.org/officeDocument/2006/bibliography"/>
+  </ds:schemaRefs>
+</ds:datastoreItem>
+</file>
+
+<file path=customXml/itemProps3.xml><?xml version="1.0" encoding="utf-8"?>
 <ds:datastoreItem xmlns:ds="http://schemas.openxmlformats.org/officeDocument/2006/customXml" ds:itemID="{61CA1237-A50B-46A4-AA52-3B71F3AD341F}">
   <ds:schemaRefs>
     <ds:schemaRef ds:uri="http://schemas.microsoft.com/office/2006/metadata/properties"/>
@@ -3108,14 +3078,10 @@
 </ds:datastoreItem>
 </file>
 
-<file path=customXml/itemProps3.xml><?xml version="1.0" encoding="utf-8"?>
-<ds:datastoreItem xmlns:ds="http://schemas.openxmlformats.org/officeDocument/2006/customXml" ds:itemID="{9CC885F2-9818-40AA-A0AC-62C28154A4B9}">
+<file path=customXml/itemProps4.xml><?xml version="1.0" encoding="utf-8"?>
+<ds:datastoreItem xmlns:ds="http://schemas.openxmlformats.org/officeDocument/2006/customXml" ds:itemID="{03190F8B-75F1-48DD-972C-694B36423E98}">
   <ds:schemaRefs>
-    <ds:schemaRef ds:uri="http://schemas.openxmlformats.org/officeDocument/2006/bibliography"/>
+    <ds:schemaRef ds:uri="http://schemas.microsoft.com/sharepoint/v3/contenttype/forms"/>
   </ds:schemaRefs>
 </ds:datastoreItem>
-</file>
-
-<file path=customXml/itemProps4.xml><?xml version="1.0" encoding="utf-8"?>
-<ds:datastoreItem xmlns:ds="http://schemas.openxmlformats.org/officeDocument/2006/customXml" ds:itemID="{C7083557-3649-4E1F-B1E0-5C23469813D7}"/>
 </file>
--- a/Jarno/Studentnummer_NaamStudent_Logboek kandidaat_Pog1.docx
+++ b/Jarno/Studentnummer_NaamStudent_Logboek kandidaat_Pog1.docx
@@ -319,11 +319,9 @@
             <w:tcW w:w="7087" w:type="dxa"/>
           </w:tcPr>
           <w:p>
-            <w:proofErr w:type="spellStart"/>
             <w:r>
               <w:t>Ter-AA</w:t>
             </w:r>
-            <w:proofErr w:type="spellEnd"/>
           </w:p>
         </w:tc>
       </w:tr>
@@ -477,7 +475,11 @@
           <w:tcPr>
             <w:tcW w:w="809" w:type="pct"/>
           </w:tcPr>
-          <w:p/>
+          <w:p>
+            <w:r>
+              <w:t>7-5-2026</w:t>
+            </w:r>
+          </w:p>
         </w:tc>
         <w:tc>
           <w:tcPr>
@@ -2702,6 +2704,36 @@
 </file>
 
 <file path=customXml/item1.xml><?xml version="1.0" encoding="utf-8"?>
+<?mso-contentType ?>
+<FormTemplates xmlns="http://schemas.microsoft.com/sharepoint/v3/contenttype/forms">
+  <Display>DocumentLibraryForm</Display>
+  <Edit>DocumentLibraryForm</Edit>
+  <New>DocumentLibraryForm</New>
+</FormTemplates>
+</file>
+
+<file path=customXml/item2.xml><?xml version="1.0" encoding="utf-8"?>
+<p:properties xmlns:p="http://schemas.microsoft.com/office/2006/metadata/properties" xmlns:xsi="http://www.w3.org/2001/XMLSchema-instance" xmlns:pc="http://schemas.microsoft.com/office/infopath/2007/PartnerControls">
+  <documentManagement>
+    <jeb5123c558143d5ab1e1526e87a8da0 xmlns="b7e4e9fd-5e36-4299-889f-f6136aff670e">
+      <Terms xmlns="http://schemas.microsoft.com/office/infopath/2007/PartnerControls"/>
+    </jeb5123c558143d5ab1e1526e87a8da0>
+    <_ip_UnifiedCompliancePolicyUIAction xmlns="http://schemas.microsoft.com/sharepoint/v3" xsi:nil="true"/>
+    <_ip_UnifiedCompliancePolicyProperties xmlns="http://schemas.microsoft.com/sharepoint/v3" xsi:nil="true"/>
+    <Cohort xmlns="b7e4e9fd-5e36-4299-889f-f6136aff670e" xsi:nil="true"/>
+    <TaxCatchAll xmlns="fbafb59e-d651-4668-8e65-f7f85ceca18b" xsi:nil="true"/>
+    <lcf76f155ced4ddcb4097134ff3c332f xmlns="b7e4e9fd-5e36-4299-889f-f6136aff670e">
+      <Terms xmlns="http://schemas.microsoft.com/office/infopath/2007/PartnerControls"/>
+    </lcf76f155ced4ddcb4097134ff3c332f>
+  </documentManagement>
+</p:properties>
+</file>
+
+<file path=customXml/item3.xml><?xml version="1.0" encoding="utf-8"?>
+<b:Sources xmlns:b="http://schemas.openxmlformats.org/officeDocument/2006/bibliography" xmlns="http://schemas.openxmlformats.org/officeDocument/2006/bibliography" SelectedStyle="\APASixthEditionOfficeOnline.xsl" StyleName="APA" Version="6"/>
+</file>
+
+<file path=customXml/item4.xml><?xml version="1.0" encoding="utf-8"?>
 <ct:contentTypeSchema xmlns:ct="http://schemas.microsoft.com/office/2006/metadata/contentType" xmlns:ma="http://schemas.microsoft.com/office/2006/metadata/properties/metaAttributes" ct:_="" ma:_="" ma:contentTypeName="Document" ma:contentTypeID="0x0101000C5151218AB56640BDBA68249A073511" ma:contentTypeVersion="33" ma:contentTypeDescription="Een nieuw document maken." ma:contentTypeScope="" ma:versionID="35d65af7ea38a1615b91ec5952cc4468">
   <xsd:schema xmlns:xsd="http://www.w3.org/2001/XMLSchema" xmlns:xs="http://www.w3.org/2001/XMLSchema" xmlns:p="http://schemas.microsoft.com/office/2006/metadata/properties" xmlns:ns1="http://schemas.microsoft.com/sharepoint/v3" xmlns:ns2="b7e4e9fd-5e36-4299-889f-f6136aff670e" xmlns:ns3="fbafb59e-d651-4668-8e65-f7f85ceca18b" targetNamespace="http://schemas.microsoft.com/office/2006/metadata/properties" ma:root="true" ma:fieldsID="8cada95f8b013b973f44075de95c20aa" ns1:_="" ns2:_="" ns3:_="">
     <xsd:import namespace="http://schemas.microsoft.com/sharepoint/v3"/>
@@ -3008,37 +3040,35 @@
 </ct:contentTypeSchema>
 </file>
 
-<file path=customXml/item2.xml><?xml version="1.0" encoding="utf-8"?>
-<b:Sources xmlns:b="http://schemas.openxmlformats.org/officeDocument/2006/bibliography" xmlns="http://schemas.openxmlformats.org/officeDocument/2006/bibliography" SelectedStyle="\APASixthEditionOfficeOnline.xsl" StyleName="APA" Version="6"/>
+<file path=customXml/itemProps1.xml><?xml version="1.0" encoding="utf-8"?>
+<ds:datastoreItem xmlns:ds="http://schemas.openxmlformats.org/officeDocument/2006/customXml" ds:itemID="{03190F8B-75F1-48DD-972C-694B36423E98}">
+  <ds:schemaRefs>
+    <ds:schemaRef ds:uri="http://schemas.microsoft.com/sharepoint/v3/contenttype/forms"/>
+  </ds:schemaRefs>
+</ds:datastoreItem>
 </file>
 
-<file path=customXml/item3.xml><?xml version="1.0" encoding="utf-8"?>
-<p:properties xmlns:p="http://schemas.microsoft.com/office/2006/metadata/properties" xmlns:xsi="http://www.w3.org/2001/XMLSchema-instance" xmlns:pc="http://schemas.microsoft.com/office/infopath/2007/PartnerControls">
-  <documentManagement>
-    <jeb5123c558143d5ab1e1526e87a8da0 xmlns="b7e4e9fd-5e36-4299-889f-f6136aff670e">
-      <Terms xmlns="http://schemas.microsoft.com/office/infopath/2007/PartnerControls"/>
-    </jeb5123c558143d5ab1e1526e87a8da0>
-    <_ip_UnifiedCompliancePolicyUIAction xmlns="http://schemas.microsoft.com/sharepoint/v3" xsi:nil="true"/>
-    <_ip_UnifiedCompliancePolicyProperties xmlns="http://schemas.microsoft.com/sharepoint/v3" xsi:nil="true"/>
-    <Cohort xmlns="b7e4e9fd-5e36-4299-889f-f6136aff670e" xsi:nil="true"/>
-    <TaxCatchAll xmlns="fbafb59e-d651-4668-8e65-f7f85ceca18b" xsi:nil="true"/>
-    <lcf76f155ced4ddcb4097134ff3c332f xmlns="b7e4e9fd-5e36-4299-889f-f6136aff670e">
-      <Terms xmlns="http://schemas.microsoft.com/office/infopath/2007/PartnerControls"/>
-    </lcf76f155ced4ddcb4097134ff3c332f>
-  </documentManagement>
-</p:properties>
+<file path=customXml/itemProps2.xml><?xml version="1.0" encoding="utf-8"?>
+<ds:datastoreItem xmlns:ds="http://schemas.openxmlformats.org/officeDocument/2006/customXml" ds:itemID="{61CA1237-A50B-46A4-AA52-3B71F3AD341F}">
+  <ds:schemaRefs>
+    <ds:schemaRef ds:uri="http://schemas.microsoft.com/office/2006/metadata/properties"/>
+    <ds:schemaRef ds:uri="http://schemas.microsoft.com/office/infopath/2007/PartnerControls"/>
+    <ds:schemaRef ds:uri="b7e4e9fd-5e36-4299-889f-f6136aff670e"/>
+    <ds:schemaRef ds:uri="http://schemas.microsoft.com/sharepoint/v3"/>
+    <ds:schemaRef ds:uri="fbafb59e-d651-4668-8e65-f7f85ceca18b"/>
+  </ds:schemaRefs>
+</ds:datastoreItem>
 </file>
 
-<file path=customXml/item4.xml><?xml version="1.0" encoding="utf-8"?>
-<?mso-contentType ?>
-<FormTemplates xmlns="http://schemas.microsoft.com/sharepoint/v3/contenttype/forms">
-  <Display>DocumentLibraryForm</Display>
-  <Edit>DocumentLibraryForm</Edit>
-  <New>DocumentLibraryForm</New>
-</FormTemplates>
+<file path=customXml/itemProps3.xml><?xml version="1.0" encoding="utf-8"?>
+<ds:datastoreItem xmlns:ds="http://schemas.openxmlformats.org/officeDocument/2006/customXml" ds:itemID="{9CC885F2-9818-40AA-A0AC-62C28154A4B9}">
+  <ds:schemaRefs>
+    <ds:schemaRef ds:uri="http://schemas.openxmlformats.org/officeDocument/2006/bibliography"/>
+  </ds:schemaRefs>
+</ds:datastoreItem>
 </file>
 
-<file path=customXml/itemProps1.xml><?xml version="1.0" encoding="utf-8"?>
+<file path=customXml/itemProps4.xml><?xml version="1.0" encoding="utf-8"?>
 <ds:datastoreItem xmlns:ds="http://schemas.openxmlformats.org/officeDocument/2006/customXml" ds:itemID="{C7083557-3649-4E1F-B1E0-5C23469813D7}">
   <ds:schemaRefs>
     <ds:schemaRef ds:uri="http://schemas.microsoft.com/office/2006/metadata/contentType"/>
@@ -3056,32 +3086,4 @@
     <ds:schemaRef ds:uri="http://schemas.microsoft.com/internal/obd"/>
   </ds:schemaRefs>
 </ds:datastoreItem>
-</file>
-
-<file path=customXml/itemProps2.xml><?xml version="1.0" encoding="utf-8"?>
-<ds:datastoreItem xmlns:ds="http://schemas.openxmlformats.org/officeDocument/2006/customXml" ds:itemID="{9CC885F2-9818-40AA-A0AC-62C28154A4B9}">
-  <ds:schemaRefs>
-    <ds:schemaRef ds:uri="http://schemas.openxmlformats.org/officeDocument/2006/bibliography"/>
-  </ds:schemaRefs>
-</ds:datastoreItem>
-</file>
-
-<file path=customXml/itemProps3.xml><?xml version="1.0" encoding="utf-8"?>
-<ds:datastoreItem xmlns:ds="http://schemas.openxmlformats.org/officeDocument/2006/customXml" ds:itemID="{61CA1237-A50B-46A4-AA52-3B71F3AD341F}">
-  <ds:schemaRefs>
-    <ds:schemaRef ds:uri="http://schemas.microsoft.com/office/2006/metadata/properties"/>
-    <ds:schemaRef ds:uri="http://schemas.microsoft.com/office/infopath/2007/PartnerControls"/>
-    <ds:schemaRef ds:uri="b7e4e9fd-5e36-4299-889f-f6136aff670e"/>
-    <ds:schemaRef ds:uri="http://schemas.microsoft.com/sharepoint/v3"/>
-    <ds:schemaRef ds:uri="fbafb59e-d651-4668-8e65-f7f85ceca18b"/>
-  </ds:schemaRefs>
-</ds:datastoreItem>
-</file>
-
-<file path=customXml/itemProps4.xml><?xml version="1.0" encoding="utf-8"?>
-<ds:datastoreItem xmlns:ds="http://schemas.openxmlformats.org/officeDocument/2006/customXml" ds:itemID="{03190F8B-75F1-48DD-972C-694B36423E98}">
-  <ds:schemaRefs>
-    <ds:schemaRef ds:uri="http://schemas.microsoft.com/sharepoint/v3/contenttype/forms"/>
-  </ds:schemaRefs>
-</ds:datastoreItem>
 </file>
--- a/Jarno/Studentnummer_NaamStudent_Logboek kandidaat_Pog1.docx
+++ b/Jarno/Studentnummer_NaamStudent_Logboek kandidaat_Pog1.docx
@@ -485,13 +485,21 @@
           <w:tcPr>
             <w:tcW w:w="2482" w:type="pct"/>
           </w:tcPr>
-          <w:p/>
+          <w:p>
+            <w:r>
+              <w:t>Ik heb een github aangemaakt voor de proftaak.</w:t>
+            </w:r>
+          </w:p>
         </w:tc>
         <w:tc>
           <w:tcPr>
             <w:tcW w:w="1165" w:type="pct"/>
           </w:tcPr>
-          <w:p/>
+          <w:p>
+            <w:r>
+              <w:t>Een Github</w:t>
+            </w:r>
+          </w:p>
         </w:tc>
         <w:tc>
           <w:tcPr>
@@ -505,19 +513,31 @@
           <w:tcPr>
             <w:tcW w:w="809" w:type="pct"/>
           </w:tcPr>
-          <w:p/>
+          <w:p>
+            <w:r>
+              <w:t>7-5-2026</w:t>
+            </w:r>
+          </w:p>
         </w:tc>
         <w:tc>
           <w:tcPr>
             <w:tcW w:w="2482" w:type="pct"/>
           </w:tcPr>
-          <w:p/>
+          <w:p>
+            <w:r>
+              <w:t>Samen met Jens en Patricia heb ik een powerpoint gemaakt voor de pitch</w:t>
+            </w:r>
+          </w:p>
         </w:tc>
         <w:tc>
           <w:tcPr>
             <w:tcW w:w="1165" w:type="pct"/>
           </w:tcPr>
-          <w:p/>
+          <w:p>
+            <w:r>
+              <w:t>Een presentatie</w:t>
+            </w:r>
+          </w:p>
         </w:tc>
         <w:tc>
           <w:tcPr>
@@ -531,19 +551,31 @@
           <w:tcPr>
             <w:tcW w:w="809" w:type="pct"/>
           </w:tcPr>
-          <w:p/>
+          <w:p>
+            <w:r>
+              <w:t>7-5-2026</w:t>
+            </w:r>
+          </w:p>
         </w:tc>
         <w:tc>
           <w:tcPr>
             <w:tcW w:w="2482" w:type="pct"/>
           </w:tcPr>
-          <w:p/>
+          <w:p>
+            <w:r>
+              <w:t>Samen met Jens en Alex heb ik de pitch gegeven en akkoord gekregen voor het project.</w:t>
+            </w:r>
+          </w:p>
         </w:tc>
         <w:tc>
           <w:tcPr>
             <w:tcW w:w="1165" w:type="pct"/>
           </w:tcPr>
-          <w:p/>
+          <w:p>
+            <w:r>
+              <w:t>Start van het project</w:t>
+            </w:r>
+          </w:p>
         </w:tc>
         <w:tc>
           <w:tcPr>
@@ -557,19 +589,31 @@
           <w:tcPr>
             <w:tcW w:w="809" w:type="pct"/>
           </w:tcPr>
-          <w:p/>
+          <w:p>
+            <w:r>
+              <w:t>7-5-2026</w:t>
+            </w:r>
+          </w:p>
         </w:tc>
         <w:tc>
           <w:tcPr>
             <w:tcW w:w="2482" w:type="pct"/>
           </w:tcPr>
-          <w:p/>
+          <w:p>
+            <w:r>
+              <w:t>Ik heb een trello ingericht voor het project.</w:t>
+            </w:r>
+          </w:p>
         </w:tc>
         <w:tc>
           <w:tcPr>
             <w:tcW w:w="1165" w:type="pct"/>
           </w:tcPr>
-          <w:p/>
+          <w:p>
+            <w:r>
+              <w:t>Een trello met planning</w:t>
+            </w:r>
+          </w:p>
         </w:tc>
         <w:tc>
           <w:tcPr>
@@ -583,19 +627,31 @@
           <w:tcPr>
             <w:tcW w:w="809" w:type="pct"/>
           </w:tcPr>
-          <w:p/>
+          <w:p>
+            <w:r>
+              <w:t>11-5-2026</w:t>
+            </w:r>
+          </w:p>
         </w:tc>
         <w:tc>
           <w:tcPr>
             <w:tcW w:w="2482" w:type="pct"/>
           </w:tcPr>
-          <w:p/>
+          <w:p>
+            <w:r>
+              <w:t>Samen met Alex heb ik gekeken naar assets.</w:t>
+            </w:r>
+          </w:p>
         </w:tc>
         <w:tc>
           <w:tcPr>
             <w:tcW w:w="1165" w:type="pct"/>
           </w:tcPr>
-          <w:p/>
+          <w:p>
+            <w:r>
+              <w:t>3D designs voor het spel.</w:t>
+            </w:r>
+          </w:p>
         </w:tc>
         <w:tc>
           <w:tcPr>
@@ -2704,36 +2760,6 @@
 </file>
 
 <file path=customXml/item1.xml><?xml version="1.0" encoding="utf-8"?>
-<?mso-contentType ?>
-<FormTemplates xmlns="http://schemas.microsoft.com/sharepoint/v3/contenttype/forms">
-  <Display>DocumentLibraryForm</Display>
-  <Edit>DocumentLibraryForm</Edit>
-  <New>DocumentLibraryForm</New>
-</FormTemplates>
-</file>
-
-<file path=customXml/item2.xml><?xml version="1.0" encoding="utf-8"?>
-<p:properties xmlns:p="http://schemas.microsoft.com/office/2006/metadata/properties" xmlns:xsi="http://www.w3.org/2001/XMLSchema-instance" xmlns:pc="http://schemas.microsoft.com/office/infopath/2007/PartnerControls">
-  <documentManagement>
-    <jeb5123c558143d5ab1e1526e87a8da0 xmlns="b7e4e9fd-5e36-4299-889f-f6136aff670e">
-      <Terms xmlns="http://schemas.microsoft.com/office/infopath/2007/PartnerControls"/>
-    </jeb5123c558143d5ab1e1526e87a8da0>
-    <_ip_UnifiedCompliancePolicyUIAction xmlns="http://schemas.microsoft.com/sharepoint/v3" xsi:nil="true"/>
-    <_ip_UnifiedCompliancePolicyProperties xmlns="http://schemas.microsoft.com/sharepoint/v3" xsi:nil="true"/>
-    <Cohort xmlns="b7e4e9fd-5e36-4299-889f-f6136aff670e" xsi:nil="true"/>
-    <TaxCatchAll xmlns="fbafb59e-d651-4668-8e65-f7f85ceca18b" xsi:nil="true"/>
-    <lcf76f155ced4ddcb4097134ff3c332f xmlns="b7e4e9fd-5e36-4299-889f-f6136aff670e">
-      <Terms xmlns="http://schemas.microsoft.com/office/infopath/2007/PartnerControls"/>
-    </lcf76f155ced4ddcb4097134ff3c332f>
-  </documentManagement>
-</p:properties>
-</file>
-
-<file path=customXml/item3.xml><?xml version="1.0" encoding="utf-8"?>
-<b:Sources xmlns:b="http://schemas.openxmlformats.org/officeDocument/2006/bibliography" xmlns="http://schemas.openxmlformats.org/officeDocument/2006/bibliography" SelectedStyle="\APASixthEditionOfficeOnline.xsl" StyleName="APA" Version="6"/>
-</file>
-
-<file path=customXml/item4.xml><?xml version="1.0" encoding="utf-8"?>
 <ct:contentTypeSchema xmlns:ct="http://schemas.microsoft.com/office/2006/metadata/contentType" xmlns:ma="http://schemas.microsoft.com/office/2006/metadata/properties/metaAttributes" ct:_="" ma:_="" ma:contentTypeName="Document" ma:contentTypeID="0x0101000C5151218AB56640BDBA68249A073511" ma:contentTypeVersion="33" ma:contentTypeDescription="Een nieuw document maken." ma:contentTypeScope="" ma:versionID="35d65af7ea38a1615b91ec5952cc4468">
   <xsd:schema xmlns:xsd="http://www.w3.org/2001/XMLSchema" xmlns:xs="http://www.w3.org/2001/XMLSchema" xmlns:p="http://schemas.microsoft.com/office/2006/metadata/properties" xmlns:ns1="http://schemas.microsoft.com/sharepoint/v3" xmlns:ns2="b7e4e9fd-5e36-4299-889f-f6136aff670e" xmlns:ns3="fbafb59e-d651-4668-8e65-f7f85ceca18b" targetNamespace="http://schemas.microsoft.com/office/2006/metadata/properties" ma:root="true" ma:fieldsID="8cada95f8b013b973f44075de95c20aa" ns1:_="" ns2:_="" ns3:_="">
     <xsd:import namespace="http://schemas.microsoft.com/sharepoint/v3"/>
@@ -3040,35 +3066,37 @@
 </ct:contentTypeSchema>
 </file>
 
-<file path=customXml/itemProps1.xml><?xml version="1.0" encoding="utf-8"?>
-<ds:datastoreItem xmlns:ds="http://schemas.openxmlformats.org/officeDocument/2006/customXml" ds:itemID="{03190F8B-75F1-48DD-972C-694B36423E98}">
-  <ds:schemaRefs>
-    <ds:schemaRef ds:uri="http://schemas.microsoft.com/sharepoint/v3/contenttype/forms"/>
-  </ds:schemaRefs>
-</ds:datastoreItem>
+<file path=customXml/item2.xml><?xml version="1.0" encoding="utf-8"?>
+<b:Sources xmlns:b="http://schemas.openxmlformats.org/officeDocument/2006/bibliography" xmlns="http://schemas.openxmlformats.org/officeDocument/2006/bibliography" SelectedStyle="\APASixthEditionOfficeOnline.xsl" StyleName="APA" Version="6"/>
 </file>
 
-<file path=customXml/itemProps2.xml><?xml version="1.0" encoding="utf-8"?>
-<ds:datastoreItem xmlns:ds="http://schemas.openxmlformats.org/officeDocument/2006/customXml" ds:itemID="{61CA1237-A50B-46A4-AA52-3B71F3AD341F}">
-  <ds:schemaRefs>
-    <ds:schemaRef ds:uri="http://schemas.microsoft.com/office/2006/metadata/properties"/>
-    <ds:schemaRef ds:uri="http://schemas.microsoft.com/office/infopath/2007/PartnerControls"/>
-    <ds:schemaRef ds:uri="b7e4e9fd-5e36-4299-889f-f6136aff670e"/>
-    <ds:schemaRef ds:uri="http://schemas.microsoft.com/sharepoint/v3"/>
-    <ds:schemaRef ds:uri="fbafb59e-d651-4668-8e65-f7f85ceca18b"/>
-  </ds:schemaRefs>
-</ds:datastoreItem>
+<file path=customXml/item3.xml><?xml version="1.0" encoding="utf-8"?>
+<p:properties xmlns:p="http://schemas.microsoft.com/office/2006/metadata/properties" xmlns:xsi="http://www.w3.org/2001/XMLSchema-instance" xmlns:pc="http://schemas.microsoft.com/office/infopath/2007/PartnerControls">
+  <documentManagement>
+    <jeb5123c558143d5ab1e1526e87a8da0 xmlns="b7e4e9fd-5e36-4299-889f-f6136aff670e">
+      <Terms xmlns="http://schemas.microsoft.com/office/infopath/2007/PartnerControls"/>
+    </jeb5123c558143d5ab1e1526e87a8da0>
+    <_ip_UnifiedCompliancePolicyUIAction xmlns="http://schemas.microsoft.com/sharepoint/v3" xsi:nil="true"/>
+    <_ip_UnifiedCompliancePolicyProperties xmlns="http://schemas.microsoft.com/sharepoint/v3" xsi:nil="true"/>
+    <Cohort xmlns="b7e4e9fd-5e36-4299-889f-f6136aff670e" xsi:nil="true"/>
+    <TaxCatchAll xmlns="fbafb59e-d651-4668-8e65-f7f85ceca18b" xsi:nil="true"/>
+    <lcf76f155ced4ddcb4097134ff3c332f xmlns="b7e4e9fd-5e36-4299-889f-f6136aff670e">
+      <Terms xmlns="http://schemas.microsoft.com/office/infopath/2007/PartnerControls"/>
+    </lcf76f155ced4ddcb4097134ff3c332f>
+  </documentManagement>
+</p:properties>
 </file>
 
-<file path=customXml/itemProps3.xml><?xml version="1.0" encoding="utf-8"?>
-<ds:datastoreItem xmlns:ds="http://schemas.openxmlformats.org/officeDocument/2006/customXml" ds:itemID="{9CC885F2-9818-40AA-A0AC-62C28154A4B9}">
-  <ds:schemaRefs>
-    <ds:schemaRef ds:uri="http://schemas.openxmlformats.org/officeDocument/2006/bibliography"/>
-  </ds:schemaRefs>
-</ds:datastoreItem>
+<file path=customXml/item4.xml><?xml version="1.0" encoding="utf-8"?>
+<?mso-contentType ?>
+<FormTemplates xmlns="http://schemas.microsoft.com/sharepoint/v3/contenttype/forms">
+  <Display>DocumentLibraryForm</Display>
+  <Edit>DocumentLibraryForm</Edit>
+  <New>DocumentLibraryForm</New>
+</FormTemplates>
 </file>
 
-<file path=customXml/itemProps4.xml><?xml version="1.0" encoding="utf-8"?>
+<file path=customXml/itemProps1.xml><?xml version="1.0" encoding="utf-8"?>
 <ds:datastoreItem xmlns:ds="http://schemas.openxmlformats.org/officeDocument/2006/customXml" ds:itemID="{C7083557-3649-4E1F-B1E0-5C23469813D7}">
   <ds:schemaRefs>
     <ds:schemaRef ds:uri="http://schemas.microsoft.com/office/2006/metadata/contentType"/>
@@ -3086,4 +3114,32 @@
     <ds:schemaRef ds:uri="http://schemas.microsoft.com/internal/obd"/>
   </ds:schemaRefs>
 </ds:datastoreItem>
+</file>
+
+<file path=customXml/itemProps2.xml><?xml version="1.0" encoding="utf-8"?>
+<ds:datastoreItem xmlns:ds="http://schemas.openxmlformats.org/officeDocument/2006/customXml" ds:itemID="{9CC885F2-9818-40AA-A0AC-62C28154A4B9}">
+  <ds:schemaRefs>
+    <ds:schemaRef ds:uri="http://schemas.openxmlformats.org/officeDocument/2006/bibliography"/>
+  </ds:schemaRefs>
+</ds:datastoreItem>
+</file>
+
+<file path=customXml/itemProps3.xml><?xml version="1.0" encoding="utf-8"?>
+<ds:datastoreItem xmlns:ds="http://schemas.openxmlformats.org/officeDocument/2006/customXml" ds:itemID="{61CA1237-A50B-46A4-AA52-3B71F3AD341F}">
+  <ds:schemaRefs>
+    <ds:schemaRef ds:uri="http://schemas.microsoft.com/office/2006/metadata/properties"/>
+    <ds:schemaRef ds:uri="http://schemas.microsoft.com/office/infopath/2007/PartnerControls"/>
+    <ds:schemaRef ds:uri="b7e4e9fd-5e36-4299-889f-f6136aff670e"/>
+    <ds:schemaRef ds:uri="http://schemas.microsoft.com/sharepoint/v3"/>
+    <ds:schemaRef ds:uri="fbafb59e-d651-4668-8e65-f7f85ceca18b"/>
+  </ds:schemaRefs>
+</ds:datastoreItem>
+</file>
+
+<file path=customXml/itemProps4.xml><?xml version="1.0" encoding="utf-8"?>
+<ds:datastoreItem xmlns:ds="http://schemas.openxmlformats.org/officeDocument/2006/customXml" ds:itemID="{03190F8B-75F1-48DD-972C-694B36423E98}">
+  <ds:schemaRefs>
+    <ds:schemaRef ds:uri="http://schemas.microsoft.com/sharepoint/v3/contenttype/forms"/>
+  </ds:schemaRefs>
+</ds:datastoreItem>
 </file>